--- a/WA-Mail-Sync-Password-Storage.docx
+++ b/WA-Mail-Sync-Password-Storage.docx
@@ -18,7 +18,7 @@
         <w:rPr>
           <w:i/>
         </w:rPr>
-        <w:t>Design rationale for Windows and Android  |  2 August 2026  |  v0.2.1-beta</w:t>
+        <w:t>Design rationale for Windows and Android  |  5 August 2026  |  v0.2.2-beta</w:t>
       </w:r>
     </w:p>
     <w:p>
@@ -166,7 +166,7 @@
           </w:tcPr>
           <w:p>
             <w:r>
-              <w:t>Plaintext JSON in auth\imap_credentials.json</w:t>
+              <w:t>DPAPI ciphertext in auth\imap_credentials.json (plaintext only if DPAPI is unavailable)</w:t>
             </w:r>
           </w:p>
         </w:tc>
@@ -201,7 +201,7 @@
           </w:tcPr>
           <w:p>
             <w:r>
-              <w:t>NTFS ACL: inheritance stripped, full control granted to the current user only</w:t>
+              <w:t>NTFS ACL: inheritance stripped, full control to the current user only, plus a per-user DPAPI key held by Windows</w:t>
             </w:r>
           </w:p>
         </w:tc>
@@ -236,7 +236,7 @@
           </w:tcPr>
           <w:p>
             <w:r>
-              <w:t>Any other local account on the machine reading the file</w:t>
+              <w:t>Any other local account reading the file, and offline disk or backup reads where NTFS permissions are not enforced</w:t>
             </w:r>
           </w:p>
         </w:tc>
@@ -386,7 +386,7 @@
           <w:color w:val="333333"/>
           <w:sz w:val="18"/>
         </w:rPr>
-        <w:t>{"host": "...", "port": 993, "email": "...", "password": "..."}</w:t>
+        <w:t>{"host": "...", "port": 993, "email": "...", "password_dpapi": "&lt;base64&gt;"}</w:t>
       </w:r>
     </w:p>
     <w:p>
@@ -395,7 +395,7 @@
           <w:b w:val="0"/>
           <w:i w:val="0"/>
         </w:rPr>
-        <w:t>The contents are plaintext. That is a deliberate, bounded decision: the confidentiality guarantee comes from the filesystem ACL, not from encryption. The shared Python core writes the same file format on every OS, and per-OS hardening is layered on top of it rather than baked into the format - which is what lets Android substitute a completely different storage mechanism behind the same code path.</w:t>
+        <w:t>Host, port and email are configuration and are stored as they read above. The password is not: since v0.2.2-beta it is encrypted with DPAPI before it ever reaches disk and appears as a base64 blob under password_dpapi (section 2.3). Exactly one of password_dpapi and password is ever present in a file the app writes - the plaintext password key survives only as the fallback shape, used on non-Windows platforms and on any Windows machine where DPAPI turns out to be unavailable. The shared Python core writes the same file format on every OS, and per-OS hardening is layered on top of it rather than baked into the format - which is what lets Android substitute a completely different storage mechanism behind the same code path.</w:t>
       </w:r>
     </w:p>
     <w:p>
@@ -439,7 +439,115 @@
         <w:pStyle w:val="Heading2"/>
       </w:pPr>
       <w:r>
-        <w:t>2.3 Ordering: harden before writing</w:t>
+        <w:rPr>
+          <w:b w:val="0"/>
+          <w:i w:val="0"/>
+        </w:rPr>
+        <w:t>2.3 DPAPI: protecting the bytes, not the metadata</w:t>
+      </w:r>
+    </w:p>
+    <w:p>
+      <w:pPr/>
+      <w:r>
+        <w:rPr>
+          <w:b w:val="0"/>
+          <w:i w:val="0"/>
+        </w:rPr>
+        <w:t>An ACL is metadata that the filesystem driver enforces; it is not a property of the bytes on disk. Boot another OS, pull the drive into another machine, restore a backup or open a VM snapshot, and nothing is checking it any more. So the password is also encrypted with the Windows Data Protection API (src/secret_store.py) before it is written:</w:t>
+      </w:r>
+    </w:p>
+    <w:p>
+      <w:pPr/>
+      <w:r>
+        <w:rPr>
+          <w:b w:val="0"/>
+          <w:i w:val="0"/>
+        </w:rPr>
+        <w:t>CryptProtectData, per-user key, CRYPTPROTECT_UI_FORBIDDEN, base64-encoded</w:t>
+      </w:r>
+    </w:p>
+    <w:p>
+      <w:pPr/>
+      <w:r>
+        <w:rPr>
+          <w:b w:val="0"/>
+          <w:i w:val="0"/>
+        </w:rPr>
+        <w:t>The key is derived by Windows from the logged-in user's own credentials, so the ciphertext is meaningful only to CryptUnprotectData running as that same user on that same machine. Read the raw file anywhere else, with any tool, and there is nothing usable in it. Three details are deliberate:</w:t>
+      </w:r>
+    </w:p>
+    <w:p>
+      <w:pPr>
+        <w:pStyle w:val="ListBullet"/>
+      </w:pPr>
+      <w:r>
+        <w:rPr>
+          <w:b w:val="0"/>
+          <w:i w:val="0"/>
+        </w:rPr>
+        <w:t>A fixed application entropy string is mixed into every call. It is not a secret - it ships in the source - and it is not doing cryptographic work. It only stops a DPAPI blob produced by some other application under the same Windows account from being accepted here as if it were ours.</w:t>
+      </w:r>
+    </w:p>
+    <w:p>
+      <w:pPr>
+        <w:pStyle w:val="ListBullet"/>
+      </w:pPr>
+      <w:r>
+        <w:rPr>
+          <w:b w:val="0"/>
+          <w:i w:val="0"/>
+        </w:rPr>
+        <w:t>CRYPTPROTECT_UI_FORBIDDEN forbids DPAPI from ever showing a prompt. The app can run headless, where a blocking OS dialog would hang the process rather than fail fast.</w:t>
+      </w:r>
+    </w:p>
+    <w:p>
+      <w:pPr>
+        <w:pStyle w:val="ListBullet"/>
+      </w:pPr>
+      <w:r>
+        <w:rPr>
+          <w:b w:val="0"/>
+          <w:i w:val="0"/>
+        </w:rPr>
+        <w:t>protect() and unprotect() return None on any failure and never raise. Every caller has to handle that, which is what keeps a DPAPI hiccup from taking down a save that the ACL alone would still have protected.</w:t>
+      </w:r>
+    </w:p>
+    <w:p>
+      <w:pPr/>
+      <w:r>
+        <w:rPr>
+          <w:b w:val="0"/>
+          <w:i w:val="0"/>
+        </w:rPr>
+        <w:t>The failure policy is asymmetric on purpose, and should not be 'fixed'. A failed ACL is fatal (section 2.6); a failed DPAPI encryption is not - it logs a warning and falls back to the plaintext password key. DPAPI is defence in depth added on top of the guarantee this file has always made, not the guarantee itself, and an install where it is unavailable is no worse off than every install before the feature existed.</w:t>
+      </w:r>
+    </w:p>
+    <w:p>
+      <w:pPr/>
+      <w:r>
+        <w:rPr>
+          <w:b w:val="0"/>
+          <w:i w:val="0"/>
+        </w:rPr>
+        <w:t>Reading it back is the opposite: a password_dpapi blob that will not decrypt raises a specific error naming the cause - the auth folder was copied to another machine or another Windows user, which DPAPI refuses by design - rather than retrying or treating the password as empty. Nothing is lost; the app password is still valid at the provider and only has to be re-entered. A legacy plaintext password read on a machine where DPAPI works is silently re-saved encrypted, so existing installs migrate on their next connect with no user action.</w:t>
+      </w:r>
+    </w:p>
+    <w:p>
+      <w:pPr/>
+      <w:r>
+        <w:rPr>
+          <w:b w:val="0"/>
+          <w:i w:val="0"/>
+        </w:rPr>
+        <w:t>What this does not stop: malware or any code already running as this Windows user can call CryptUnprotectData exactly as easily as the app does. DPAPI binds to an account, not to a process or a binary. That gap is covered in section 4.1.</w:t>
+      </w:r>
+    </w:p>
+    <w:p>
+      <w:pPr>
+        <w:pStyle w:val="Heading2"/>
+      </w:pPr>
+      <w:r>
+        <w:t>2.4 Ordering: harden before writing</w:t>
       </w:r>
     </w:p>
     <w:p>
@@ -456,7 +564,7 @@
         <w:pStyle w:val="Heading2"/>
       </w:pPr>
       <w:r>
-        <w:t>2.4 Writing the file</w:t>
+        <w:t>2.5 Writing the file</w:t>
       </w:r>
     </w:p>
     <w:p>
@@ -507,7 +615,7 @@
         <w:pStyle w:val="Heading2"/>
       </w:pPr>
       <w:r>
-        <w:t>2.5 Fail loud, not quiet</w:t>
+        <w:t>2.6 Fail loud, not quiet</w:t>
       </w:r>
     </w:p>
     <w:p>
@@ -552,7 +660,7 @@
         <w:pStyle w:val="Heading2"/>
       </w:pPr>
       <w:r>
-        <w:t>2.6 Identifying the user</w:t>
+        <w:t>2.7 Identifying the user</w:t>
       </w:r>
     </w:p>
     <w:p>
@@ -594,7 +702,7 @@
           <w:b w:val="0"/>
           <w:i w:val="0"/>
         </w:rPr>
-        <w:t>The third step exists because the environment variable is simply absent in some service and scheduled-task contexts, and its absence used to make the entire ACL hardening a silent no-op. Returning no username now returns False, which under section 2.5 means the save is refused rather than performed unprotected.</w:t>
+        <w:t>The third step exists because the environment variable is simply absent in some service and scheduled-task contexts, and its absence used to make the entire ACL hardening a silent no-op. Returning no username now returns False, which under section 2.6 means the save is refused rather than performed unprotected.</w:t>
       </w:r>
     </w:p>
     <w:p>
@@ -602,7 +710,7 @@
         <w:pStyle w:val="Heading2"/>
       </w:pPr>
       <w:r>
-        <w:t>2.7 Where the password does not go</w:t>
+        <w:t>2.8 Where the password does not go</w:t>
       </w:r>
     </w:p>
     <w:p>
@@ -890,7 +998,7 @@
         <w:pStyle w:val="Heading2"/>
       </w:pPr>
       <w:r>
-        <w:t>4.1 Windows DPAPI (queued as P1)</w:t>
+        <w:t>4.1 Windows: what is left after DPAPI</w:t>
       </w:r>
     </w:p>
     <w:p>
@@ -899,7 +1007,7 @@
           <w:b w:val="0"/>
           <w:i w:val="0"/>
         </w:rPr>
-        <w:t>The ACL stops other local accounts. It does not stop:</w:t>
+        <w:t>The ACL stops other local accounts. DPAPI (section 2.3) stops anyone reading the disk offline, where NTFS permissions are not enforced at all - that gap was the P1 item on this list and it shipped in v0.2.2-beta. What remains open is the one neither layer can close:</w:t>
       </w:r>
     </w:p>
     <w:p>
@@ -907,7 +1015,7 @@
         <w:pStyle w:val="ListBullet"/>
       </w:pPr>
       <w:r>
-        <w:t>Malware or any process running as you - it has your token, so the ACL grants it access by design.</w:t>
+        <w:t>Malware or any process running as you. The ACL grants it access by design because it holds your token, and DPAPI decrypts for it by design because it binds to your account, not to this binary.</w:t>
       </w:r>
     </w:p>
     <w:p>
@@ -915,7 +1023,7 @@
         <w:pStyle w:val="ListBullet"/>
       </w:pPr>
       <w:r>
-        <w:t>Anyone who can read the disk offline, where NTFS permissions are not enforced at all.</w:t>
+        <w:t>A fallback write on a machine where DPAPI is unavailable, which leaves the password as plaintext under the ACL alone. It is logged as a warning when it happens.</w:t>
       </w:r>
     </w:p>
     <w:p>
@@ -924,7 +1032,7 @@
           <w:b w:val="0"/>
           <w:i w:val="0"/>
         </w:rPr>
-        <w:t>Binding the stored blob with DPAPI under CryptProtectData would close the second of those, because the ciphertext becomes useless without the Windows user account's own key material. It would not close the first - nothing available to an unsigned portable app does. This is the next credential-storage item on the list and has not been built yet.</w:t>
+        <w:t>Nothing available to an unsigned portable app closes the first of those - it needs code signing or a hardware-backed enclave, neither of which this distribution has. It is the same residual exposure Android carries for its own reasons in section 4.2, and it is accepted for the same reason: the blast radius is one mailbox, via a credential that is write-only in practice and revocable at the provider.</w:t>
       </w:r>
     </w:p>
     <w:p>
@@ -1057,6 +1165,32 @@
           </w:tcPr>
           <w:p>
             <w:r>
+              <w:t>Windows: DPAPI encrypt / decrypt</w:t>
+            </w:r>
+          </w:p>
+        </w:tc>
+        <w:tc>
+          <w:tcPr>
+            <w:tcW w:type="dxa" w:w="4320"/>
+          </w:tcPr>
+          <w:p>
+            <w:r>
+              <w:rPr>
+                <w:rFonts w:ascii="Consolas" w:hAnsi="Consolas"/>
+                <w:sz w:val="18"/>
+              </w:rPr>
+              <w:t>src/secret_store.py  -&gt;  protect, unprotect, is_available</w:t>
+            </w:r>
+          </w:p>
+        </w:tc>
+      </w:tr>
+      <w:tr>
+        <w:tc>
+          <w:tcPr>
+            <w:tcW w:type="dxa" w:w="4320"/>
+          </w:tcPr>
+          <w:p>
+            <w:r>
               <w:t>Windows: ACL primitives</w:t>
             </w:r>
           </w:p>
@@ -1149,7 +1283,7 @@
                 <w:rFonts w:ascii="Consolas" w:hAnsi="Consolas"/>
                 <w:sz w:val="18"/>
               </w:rPr>
-              <w:t>gui_worker.py  -&gt;  build_transport_for_active_backend</w:t>
+              <w:t>gui_worker.py  -&gt;  resolve_imap_password, build_transport_for_active_backend</w:t>
             </w:r>
           </w:p>
         </w:tc>

--- a/WA-Mail-Sync-Password-Storage.docx
+++ b/WA-Mail-Sync-Password-Storage.docx
@@ -18,7 +18,7 @@
         <w:rPr>
           <w:i/>
         </w:rPr>
-        <w:t>Design rationale for Windows and Android  |  5 August 2026  |  v0.2.2-beta</w:t>
+        <w:t>Design rationale for Windows and Android  |  6 August 2026  |  v1.0.0</w:t>
       </w:r>
     </w:p>
     <w:p>
@@ -317,6 +317,46 @@
           <w:p>
             <w:r>
               <w:t>Yes - the key is deliberately not biometric-gated</w:t>
+            </w:r>
+          </w:p>
+        </w:tc>
+      </w:tr>
+      <w:tr>
+        <w:tc>
+          <w:tcPr>
+            <w:tcW w:type="dxa" w:w="2880"/>
+          </w:tcPr>
+          <w:p>
+            <w:pPr/>
+            <w:r>
+              <w:rPr>
+                <w:b/>
+              </w:rPr>
+              <w:t>If the device changes</w:t>
+            </w:r>
+          </w:p>
+        </w:tc>
+        <w:tc>
+          <w:tcPr>
+            <w:tcW w:type="dxa" w:w="2880"/>
+          </w:tcPr>
+          <w:p>
+            <w:pPr/>
+            <w:r>
+              <w:rPr/>
+              <w:t>Ciphertext will not decrypt on another PC or Windows account; the app says so by name and asks for one re-entry (section 2.9)</w:t>
+            </w:r>
+          </w:p>
+        </w:tc>
+        <w:tc>
+          <w:tcPr>
+            <w:tcW w:type="dxa" w:w="2880"/>
+          </w:tcPr>
+          <w:p>
+            <w:pPr/>
+            <w:r>
+              <w:rPr/>
+              <w:t>The key cannot leave secure hardware, so it is not in any backup; a new phone or a reinstall needs one re-entry (section 3.8)</w:t>
             </w:r>
           </w:p>
         </w:tc>
@@ -752,6 +792,50 @@
     </w:p>
     <w:p>
       <w:pPr>
+        <w:pStyle w:val="Heading2"/>
+      </w:pPr>
+      <w:r>
+        <w:rPr/>
+        <w:t>2.9 Moving the bundle to another PC</w:t>
+      </w:r>
+    </w:p>
+    <w:p>
+      <w:r>
+        <w:rPr>
+          <w:b w:val="0"/>
+          <w:i w:val="0"/>
+        </w:rPr>
+        <w:t>DPAPI being per-user and per-machine has a price the user meets directly, and it is worth stating rather than leaving to be discovered. Copy the portable bundle - auth folder included - to a second PC, or open it under a different Windows account on the same PC, and the saved password cannot be decrypted there. This is the mechanism working, not failing: the same property that makes a stolen disk useless makes a legitimate move require one re-entry.</w:t>
+      </w:r>
+    </w:p>
+    <w:p>
+      <w:r>
+        <w:rPr>
+          <w:b w:val="0"/>
+          <w:i w:val="0"/>
+        </w:rPr>
+        <w:t>The app handles it as a named condition rather than an authentication error, because the difference matters to whoever is reading the message. resolve_imap_password raises an error that says the folder was copied to another machine or Windows user, that Windows ties the encryption to the original account by design, and that the password should be re-entered in Settings. Nothing is lost - the app password is still valid at the provider, and the blob itself never appears in the message.</w:t>
+      </w:r>
+    </w:p>
+    <w:p>
+      <w:r>
+        <w:rPr>
+          <w:b w:val="0"/>
+          <w:i w:val="0"/>
+        </w:rPr>
+        <w:t>An earlier draft of the project's README argued this cost was reason enough not to encrypt at all, since a portable app is meant to travel. That judgement was reversed when DPAPI shipped: one re-entry after moving machines is a small price for a credential that is inert to anyone who reads the disk. The user-facing half of this now lives in the troubleshooting section of docs/user-guide.md.</w:t>
+      </w:r>
+    </w:p>
+    <w:p>
+      <w:r>
+        <w:rPr>
+          <w:b w:val="0"/>
+          <w:i w:val="0"/>
+        </w:rPr>
+      </w:r>
+    </w:p>
+    <w:p>
+      <w:pPr>
         <w:pStyle w:val="Heading1"/>
       </w:pPr>
       <w:r>
@@ -983,6 +1067,41 @@
     <w:p>
       <w:r>
         <w:br w:type="page"/>
+      </w:r>
+    </w:p>
+    <w:p>
+      <w:pPr>
+        <w:pStyle w:val="Heading2"/>
+      </w:pPr>
+      <w:r>
+        <w:rPr/>
+        <w:t>3.8 Moving to a new phone</w:t>
+      </w:r>
+    </w:p>
+    <w:p>
+      <w:r>
+        <w:rPr>
+          <w:b w:val="0"/>
+          <w:i w:val="0"/>
+        </w:rPr>
+        <w:t>Android reaches the same place by a different route. A Keystore key never leaves the device's secure hardware, so it cannot be included in a backup and cannot be restored onto a second phone. Install the app on a new device - or uninstall and reinstall on the same one - and the password has to be entered again.</w:t>
+      </w:r>
+    </w:p>
+    <w:p>
+      <w:r>
+        <w:rPr>
+          <w:b w:val="0"/>
+          <w:i w:val="0"/>
+        </w:rPr>
+        <w:t>Section 3.4 already covers the mechanics: an undecryptable blob is cleared rather than retried against, and the app reports that no password is saved. What is worth naming here is that this is the same guarantee as Windows section 2.9 and should stay that way. The guarantee in parity is 'the stored secret is bound to this device and this user'; the API delivering it is not, and does not need to be. Both front-ends carry a Help entry saying so in the user's own terms.</w:t>
+      </w:r>
+    </w:p>
+    <w:p>
+      <w:r>
+        <w:rPr>
+          <w:b w:val="0"/>
+          <w:i w:val="0"/>
+        </w:rPr>
       </w:r>
     </w:p>
     <w:p>

--- a/WA-Mail-Sync-Password-Storage.docx
+++ b/WA-Mail-Sync-Password-Storage.docx
@@ -176,7 +176,7 @@
           </w:tcPr>
           <w:p>
             <w:r>
-              <w:t>AES-256-GCM ciphertext in SharedPreferences</w:t>
+              <w:t>AES-128-GCM ciphertext in SharedPreferences</w:t>
             </w:r>
           </w:p>
         </w:tc>
@@ -872,7 +872,7 @@
         <w:pStyle w:val="ListBullet"/>
       </w:pPr>
       <w:r>
-        <w:t>Cipher: AES/GCM/NoPadding with a 128-bit authentication tag.</w:t>
+        <w:t>Cipher: AES/GCM/NoPadding with a 128-bit key and a 128-bit authentication tag. The key length is AndroidKeyStore's default: KeyGenParameterSpec.Builder is built without a setKeySize() call. That is a deliberate acceptance of the default rather than a choice of 256, and it is worth recording why moving is not free - regenerating the key at a different size leaves every already-saved password undecryptable, so it would cost every existing user one re-entry for no practical gain against any attacker in this threat model.</w:t>
       </w:r>
     </w:p>
     <w:p>
